--- a/러시아 인권변호사/9부/9부_8화_임기_종료를_준비하며.docx
+++ b/러시아 인권변호사/9부/9부_8화_임기_종료를_준비하며.docx
@@ -2225,7 +2225,7 @@
           <w:i w:val="0"/>
           <w:sz w:val="22"/>
         </w:rPr>
-        <w:t xml:space="preserve"> Позовите меня, когда дойдёте до сада. Катя говорит, у вас есть что-то про сад.</w:t>
+        <w:t xml:space="preserve"> Позовите меня, когда дойдёте до сада. Екатерина Ивановна говорит, у вас есть что-то про сад.</w:t>
       </w:r>
     </w:p>
     <w:p>
@@ -3434,7 +3434,7 @@
           <w:i w:val="0"/>
           <w:sz w:val="22"/>
         </w:rPr>
-        <w:t xml:space="preserve"> — 전직 대통령의 종신 불소추 특권을 스스로 없애면 보복 기소의 표적이 될 수 있다고 걱정하는 카탸가 할머니의 말로 꺼내는 속담. 료샤는 “대통령에게도, 특히 전직 대통령에게도 해당된다”고 받아, 누구도 법 밖에 서지 않는다는 이 법의 취지를 확인한다 (장면 2).</w:t>
+        <w:t xml:space="preserve"> — 한국어 해설: 전직 대통령의 종신 불소추 특권을 스스로 없애면 보복 기소의 표적이 될 수 있다고 걱정하는 카탸가 할머니의 말로 꺼내는 속담. 료샤는 “대통령에게도, 특히 전직 대통령에게도 해당된다”고 받아, 누구도 법 밖에 서지 않는다는 이 법의 취지를 확인한다 (장면 2).</w:t>
       </w:r>
     </w:p>
     <w:p>
@@ -3457,7 +3457,7 @@
           <w:i w:val="0"/>
           <w:sz w:val="22"/>
         </w:rPr>
-        <w:t xml:space="preserve"> — 정원은 소유가 아니라 돌봄의 대상이며 다음 사람에게 넘기는 것이라는 료샤의 해석. 이리나가 “체호프의 결말에서는 정원이 베어진다”고 짚자, 료샤는 정원을 ‘땅’으로만 본 사람에게 팔렸기 때문이라고 답한다. “도끼가 아니라 전지가위”는 그 결말의 도끼 소리를 뒤집는 말이다 (장면 4).</w:t>
+        <w:t xml:space="preserve"> — 한국어 해설: 정원은 소유가 아니라 돌봄의 대상이며 다음 사람에게 넘기는 것이라는 료샤의 해석. 이리나가 “체호프의 결말에서는 정원이 베어진다”고 짚자, 료샤는 정원을 ‘땅’으로만 본 사람에게 팔렸기 때문이라고 답한다. “도끼가 아니라 전지가위”는 그 결말의 도끼 소리를 뒤집는 말이다 (장면 4).</w:t>
       </w:r>
     </w:p>
     <w:p>
